--- a/ЖД станция/Работа над ошибками/Замечания/Замечания_Белова_Табельная_КР_АР.docx
+++ b/ЖД станция/Работа над ошибками/Замечания/Замечания_Белова_Табельная_КР_АР.docx
@@ -1228,7 +1228,7 @@
         <w:t xml:space="preserve"> </w:t>
       </w:r>
       <w:r>
-        <w:t xml:space="preserve">в модели помещений не заполнена шапка: Проект «Номер проекта», Площадка «Default», Здание «Наименование здания».</w:t>
+        <w:t xml:space="preserve">структура модели: в ПОМ площадка «Default», здание «Наименование здания»; в АР и КЖ площадка «Площадка», здание названо именем файла, уровень КЖ «Приямок». Требуется: Site «DefaultSite» → Building «DefaultBuilding» → Building Storey («Этаж 01», «Кровля», «Фундамент») → группы элементов.</w:t>
       </w:r>
     </w:p>
     <w:bookmarkEnd w:id="63"/>
